--- a/example_articles/states/Maryland/6.states_Maryland_Other_publisher.docx
+++ b/example_articles/states/Maryland/6.states_Maryland_Other_publisher.docx
@@ -27,17 +27,17 @@
     </w:p>
     <w:p>
       <w:r>
-        <w:t>Source File: Other publishers/Files (500) (16).DOCX</w:t>
+        <w:t>Source file: Other publishers/Files (500) (16).DOCX</w:t>
       </w:r>
     </w:p>
     <w:p>
       <w:r>
-        <w:t>Raw locations result: ['Maryland']</w:t>
+        <w:t>Raw locations result, 'locations': ['Maryland']</w:t>
       </w:r>
     </w:p>
     <w:p>
       <w:r>
-        <w:t>states_stand_flat (Standardized): Maryland</w:t>
+        <w:t>Standardized locations result, 'states_stand_flat': Maryland</w:t>
       </w:r>
     </w:p>
     <w:p>

--- a/example_articles/states/Maryland/6.states_Maryland_Other_publisher.docx
+++ b/example_articles/states/Maryland/6.states_Maryland_Other_publisher.docx
@@ -7,7 +7,7 @@
         <w:pStyle w:val="Heading1"/>
       </w:pPr>
       <w:r>
-        <w:t>Faith, education are keys to life</w:t>
+        <w:t>OFFICERS CALL ARREST EMOTIONAL&lt; "IT IS KIND OF BITTERSWEET," SAID ONE. THEY HOPED THE&lt; CAPTURE WOULD BRING PEACE TO A FELLOW OFFICER'S FAMILY.</w:t>
       </w:r>
     </w:p>
     <w:p>
@@ -17,17 +17,17 @@
     </w:p>
     <w:p>
       <w:r>
-        <w:t>Date: 2000-10-07</w:t>
+        <w:t>Date: 1996-01-15</w:t>
       </w:r>
     </w:p>
     <w:p>
       <w:r>
-        <w:t>Section: Neighbor;; Des Plaines;</w:t>
+        <w:t>Section: NATIONAL; Pg. A09</w:t>
       </w:r>
     </w:p>
     <w:p>
       <w:r>
-        <w:t>Source file: Other publishers/Files (500) (16).DOCX</w:t>
+        <w:t>Source file: Other publishers/Files (500) (21).DOCX</w:t>
       </w:r>
     </w:p>
     <w:p>
@@ -49,27 +49,57 @@
     </w:p>
     <w:p>
       <w:r>
-        <w:t>"Education is my love, my passion," said Maxine Hill, vice chairman of the Board of Trustees for Oakton Community College. She was elected treasurer on the state level for two years. Likewise, she has been a representative for a number of committees on a national level.</w:t>
+        <w:t>The stop was routine. The results spectacular.</w:t>
         <w:br/>
-        <w:t>Many admire her tenacity, her determination and her leadership qualities. She has never backed down or away from a good cause and has 'won the good fight' more times than not.</w:t>
+        <w:t>Two rookie police officers in Montgomery County, Md., yesterday solemnly celebrated their arrest of an alleged cop killer, Mark Canty, sought for the last week-and-a-half by the entire Philadelphia police force.</w:t>
         <w:br/>
-        <w:t>Others admire this 58-year-old lady's unwavering spiritual belief system, her compassion for others, and the many kindnesses she has done on their behalf.</w:t>
+        <w:t>"This is probably the most emotional arrest I have ever made," said Officer Mary Doyle, "because of what it means to police officers everywhere."</w:t>
         <w:br/>
-        <w:t>Still others stand back in amazement of her tireless work with the committee that was formed to fight gangs after a young neighborhood man was killed. Also, they are in awe of her managing to get state funding for the repair of a parkway that was actually privately owned. Her teaching background covers Illinois, Michigan and Wisconsin. Hill is one very special gal.</w:t>
+        <w:t>"It is kind of bittersweet," said Peter Davidov, Doyle's partner at the time of the arrest Saturday night. "If there is any good that can come out of this, it is that it would bring peace to the family."</w:t>
         <w:br/>
-        <w:t>"I believe strongly in what I am doing; I believe the Lord is leading me one day at a time, one step at a time. He is my strength," she said.</w:t>
+        <w:t>The two officers have in common the fact they have served just over a year apiece on the police force. The similarity appears to end there.</w:t>
         <w:br/>
-        <w:t>Hill is the second oldest of seven children who grew up in Detroit. Both her parents influenced her life greatly in the area of family values.</w:t>
+        <w:t>Davidov's girlfriend, Elizabeth Lavagnino, called him a 6-foot-2, 260-pound "teddy bear."</w:t>
         <w:br/>
-        <w:t>"I feel I've been blessed because I come from traditional, working class people who were always very close. I had the advantage of having a broad, strong support system. Family always came first. We were, and still are, always there for each other," she said.</w:t>
+        <w:t>The Georgetown University graduate with a buzz cut, master's degree and twinkling brown eyes, smiled throughout yesterday's news conference about the arrest.</w:t>
         <w:br/>
-        <w:t>The Human Resources manager and office manager of Re Cor Corp. in Evanston, who earned both her bachelor's and master's degrees in education from Wayne State University, also has life philosophies.</w:t>
+        <w:t>In contrast, Doyle, a trim, 5-foot-4 woman with a military bearing, bit her lip when she almost smiled.</w:t>
         <w:br/>
-        <w:t>"I believe that what is given unto you, should be developed and passed along to someone else. My mother also taught me that once you had an education, no one could ever take that away from you. You can always rebuild your life."</w:t>
+        <w:t>Davidov, 27, and Doyle, 25, were patrolling in a working-class section of Rockville when they saw a man whom Doyle described as "not unknown to the criminal-justice system" talking to two men in a Mazda with Pennsylvania tags.</w:t>
         <w:br/>
-        <w:t>In closing, the dedicated college trustee noted her three wishes: "I would like to see every young girl have a degree to build self esteem and thinking on a higher level. I wish that every person would have a proponent of spirituality. Spiritual growth makes for giving, understanding and compassion.</w:t>
+        <w:t>Doyle said something told her to go around the block again. That was when the Mazda pulled ahead of the police car, and the officers traced the plate. The trace showed that the car might be carrying a person wanted for a Philadelphia homicide.</w:t>
         <w:br/>
-        <w:t>"And, lastly I'd wish every child would grow up in a non-abusive atmosphere. Oftentimes, they are victimized. What is life? Life is when you breathe and you need love. If you care about life, go spend some of your time with children."</w:t>
+        <w:t>Not a word passed between them as they called for backup, the two rookies said. "We know each other well enough that we just relied on our training and did what we had to do," Doyle said.</w:t>
+        <w:br/>
+        <w:t>Both were going on less than two hours of sleep yesterday at the news conference, where they were flanked by beaming fellow officers.</w:t>
+        <w:br/>
+        <w:t>"This is the stuff of which commendations are made," said Montgomery County Police Chief Carol Mehrling.</w:t>
+        <w:br/>
+        <w:t>After graduating from Georgetown, Davidov worked for a short time with Washington police, his girlfriend said. "It's something he really wants to do," she said.</w:t>
+        <w:br/>
+        <w:t>Lavagnino said she ironed Davidov's shirt for him yesterday afternoon, in advance of the news conference, but didn't quite finish the job, so her boyfriend was slightly rumpled.</w:t>
+        <w:br/>
+        <w:t>Doyle, in contrast, was immaculately coiffed, her long blond hair in a French braid, her red nails freshly manicured.</w:t>
+        <w:br/>
+        <w:t>Doyle, a University of Maryland graduate, said she had wanted to be a police officer ever since career day in the fifth grade in upstate New York.</w:t>
+        <w:br/>
+        <w:t>Davidov started patrolling with the county police in November 1994. Doyle started the summer before. Neither has been involved in such a high-profile case before.</w:t>
+        <w:br/>
+        <w:t>Both said they didn't know that the homicide involved the killing of fellow officer until they arrived at the station with Canty in tow.</w:t>
+        <w:br/>
+        <w:t>"I think it was tragedy that she went to do her job and she was killed," Doyle said of Philadelphia Police Officer Lauretha Vaird. "It hit home with me because she was another officer. I just hope that this will help her family."</w:t>
+        <w:br/>
+        <w:br/>
+        <w:t>Graphic</w:t>
+        <w:br/>
+        <w:br/>
+        <w:t xml:space="preserve"> </w:t>
+        <w:br/>
+        <w:t>PHOTO;</w:t>
+        <w:br/>
+        <w:t>PHOTO (1)</w:t>
+        <w:br/>
+        <w:t>1. Partners Peter Davidov and Mary Doyle, of the Montgomery County (Md.) police, arrested Mark Canty in Rockville, Md. Doyle said something told her to go around the block again after seeing Canty's Mazda. (The Philadelphia Inquirer, TOM GRALISH)</w:t>
       </w:r>
     </w:p>
     <w:sectPr>

--- a/example_articles/states/Maryland/6.states_Maryland_Other_publisher.docx
+++ b/example_articles/states/Maryland/6.states_Maryland_Other_publisher.docx
@@ -7,7 +7,7 @@
         <w:pStyle w:val="Heading1"/>
       </w:pPr>
       <w:r>
-        <w:t>OFFICERS CALL ARREST EMOTIONAL&lt; "IT IS KIND OF BITTERSWEET," SAID ONE. THEY HOPED THE&lt; CAPTURE WOULD BRING PEACE TO A FELLOW OFFICER'S FAMILY.</w:t>
+        <w:t>Arsonist creates fear in capital</w:t>
       </w:r>
     </w:p>
     <w:p>
@@ -17,22 +17,22 @@
     </w:p>
     <w:p>
       <w:r>
-        <w:t>Date: 1996-01-15</w:t>
+        <w:t>Date: 2003-07-17</w:t>
       </w:r>
     </w:p>
     <w:p>
       <w:r>
-        <w:t>Section: NATIONAL; Pg. A09</w:t>
+        <w:t>Section: NEWS;</w:t>
       </w:r>
     </w:p>
     <w:p>
       <w:r>
-        <w:t>Source file: Other publishers/Files (500) (21).DOCX</w:t>
+        <w:t>Source file: Other publishers/Files (500) (20).DOCX</w:t>
       </w:r>
     </w:p>
     <w:p>
       <w:r>
-        <w:t>Raw locations result, 'locations': ['Maryland']</w:t>
+        <w:t>Raw locations result, 'locations': ['District of Columbia', 'Maryland']</w:t>
       </w:r>
     </w:p>
     <w:p>
@@ -49,45 +49,31 @@
     </w:p>
     <w:p>
       <w:r>
-        <w:t>The stop was routine. The results spectacular.</w:t>
+        <w:t>WASHINGTON -- With every fire siren, people in the eastern neighborhoods of the nation's capital flinch.</w:t>
         <w:br/>
-        <w:t>Two rookie police officers in Montgomery County, Md., yesterday solemnly celebrated their arrest of an alleged cop killer, Mark Canty, sought for the last week-and-a-half by the entire Philadelphia police force.</w:t>
+        <w:t>An arsonist is targeting houses in working-class neighborhoods within a few miles of the Capitol. Doors and porches are doused before sunrise with a flammable liquid and set on fire. An 86-year-old woman has been killed and seven people have been injured in 24 suspicious fires in the city and a close-in Maryland suburb. There is no suspect.</w:t>
         <w:br/>
-        <w:t>"This is probably the most emotional arrest I have ever made," said Officer Mary Doyle, "because of what it means to police officers everywhere."</w:t>
+        <w:t>"We can't say male or female, old or young," Fire Chief Ron Blackwell of Prince George's County, Md., says of the arsonist's profile. Blackwell, who heads a task force investigating the fires, offered a $ 20,000 reward for Tuesday and urged citizens to report anything out of place. And he vowed that the arsonist would be caught.</w:t>
         <w:br/>
-        <w:t>"It is kind of bittersweet," said Peter Davidov, Doyle's partner at the time of the arrest Saturday night. "If there is any good that can come out of this, it is that it would bring peace to the family."</w:t>
+        <w:t>Arsons, however, are notoriously difficult to solve. Much of the evidence is consumed in the fire. An arsonist can escape before a fire grows large enough to trigger smoke detectors. Nationwide, only 16% of arson cases are solved each year. Washington investigators solved about 17% last year.</w:t>
         <w:br/>
-        <w:t>The two officers have in common the fact they have served just over a year apiece on the police force. The similarity appears to end there.</w:t>
+        <w:t>The arsonist is the latest assault on a region that has been on edge the past two years. In October, two snipers terrorized the area. They killed 10 people and wounded three others in their random attacks. Residents stayed at home for fear of becoming a target at school, the shopping center or gas station. Security remains tight after the Sept. 11 terrorist attack on the Pentagon and anthrax mailings to lawmakers that followed. Every time the U.S. terrorism alert is raised, there is anxiety.</w:t>
         <w:br/>
-        <w:t>Davidov's girlfriend, Elizabeth Lavagnino, called him a 6-foot-2, 260-pound "teddy bear."</w:t>
+        <w:t>The rash of fires has yet to create the scare that the snipers did. But homeowners have become more vigilant ---- and angry ---- as the arsonist remains at large. To calm fear, police and fire officials have had several neighborhood meetings in the last month. But for some, fear persists.</w:t>
         <w:br/>
-        <w:t>The Georgetown University graduate with a buzz cut, master's degree and twinkling brown eyes, smiled throughout yesterday's news conference about the arrest.</w:t>
+        <w:t>Sharon Lightfoot, whose mother Lou Edna Jones, 86, was killed in one of the suspicious fires June 5, cringed when told that fire destroyed a garage early Tuesday. Investigators later said that fire was not tied to the string of arsons.</w:t>
         <w:br/>
-        <w:t>In contrast, Doyle, a trim, 5-foot-4 woman with a military bearing, bit her lip when she almost smiled.</w:t>
+        <w:t>"Here we go again, I thought. Every time you hear about a fire now, my first thought is, 'Is it this wacko again?' " Lightfoot said. Lightfoot, 49, who lives in southeast Washington, said she is angry that fire officials didn't alert homeowners as the list of suspicious fires grew. Although investigators now suspect that the arsonist may have struck first in March, they did not link any of the fires until June.</w:t>
         <w:br/>
-        <w:t>Davidov, 27, and Doyle, 25, were patrolling in a working-class section of Rockville when they saw a man whom Doyle described as "not unknown to the criminal-justice system" talking to two men in a Mazda with Pennsylvania tags.</w:t>
+        <w:t>"We didn't hear about it until the fire that killed my mother," she said. "I'm quite sure not only my mother but everyone else maybe would've done something a little different, maybe put an extra light on the porch."</w:t>
         <w:br/>
-        <w:t>Doyle said something told her to go around the block again. That was when the Mazda pulled ahead of the police car, and the officers traced the plate. The trace showed that the car might be carrying a person wanted for a Philadelphia homicide.</w:t>
+        <w:t>Norman Evans, 55, who lives a block from Tuesday's garage fire, said he may stay up at night to keep watch out his back window. "That's just too close for comfort," he said. "Makes everyone around here nervous."</w:t>
         <w:br/>
-        <w:t>Not a word passed between them as they called for backup, the two rookies said. "We know each other well enough that we just relied on our training and did what we had to do," Doyle said.</w:t>
+        <w:t>Investigators have linked six of the 24 suspicious fires. The 18 others are "similar nature" and are being investigated as the work of the arsonist, they said. They also are now revisiting the scenes of several other fires as far back as March to see if they are linked.</w:t>
         <w:br/>
-        <w:t>Both were going on less than two hours of sleep yesterday at the news conference, where they were flanked by beaming fellow officers.</w:t>
+        <w:t>Investigators are troubled that the targets are homes.</w:t>
         <w:br/>
-        <w:t>"This is the stuff of which commendations are made," said Montgomery County Police Chief Carol Mehrling.</w:t>
-        <w:br/>
-        <w:t>After graduating from Georgetown, Davidov worked for a short time with Washington police, his girlfriend said. "It's something he really wants to do," she said.</w:t>
-        <w:br/>
-        <w:t>Lavagnino said she ironed Davidov's shirt for him yesterday afternoon, in advance of the news conference, but didn't quite finish the job, so her boyfriend was slightly rumpled.</w:t>
-        <w:br/>
-        <w:t>Doyle, in contrast, was immaculately coiffed, her long blond hair in a French braid, her red nails freshly manicured.</w:t>
-        <w:br/>
-        <w:t>Doyle, a University of Maryland graduate, said she had wanted to be a police officer ever since career day in the fifth grade in upstate New York.</w:t>
-        <w:br/>
-        <w:t>Davidov started patrolling with the county police in November 1994. Doyle started the summer before. Neither has been involved in such a high-profile case before.</w:t>
-        <w:br/>
-        <w:t>Both said they didn't know that the homicide involved the killing of fellow officer until they arrived at the station with Canty in tow.</w:t>
-        <w:br/>
-        <w:t>"I think it was tragedy that she went to do her job and she was killed," Doyle said of Philadelphia Police Officer Lauretha Vaird. "It hit home with me because she was another officer. I just hope that this will help her family."</w:t>
+        <w:t>"The individual we're looking at is wanting to make a statement," said David Sneed, president of the International Association of Arson Investigators. "When you set fire to a vacant house, that's one thing. When you go set the fire at the front door of an occupied structure, your threat is to the people in the house."</w:t>
         <w:br/>
         <w:br/>
         <w:t>Graphic</w:t>
@@ -95,11 +81,7 @@
         <w:br/>
         <w:t xml:space="preserve"> </w:t>
         <w:br/>
-        <w:t>PHOTO;</w:t>
-        <w:br/>
-        <w:t>PHOTO (1)</w:t>
-        <w:br/>
-        <w:t>1. Partners Peter Davidov and Mary Doyle, of the Montgomery County (Md.) police, arrested Mark Canty in Rockville, Md. Doyle said something told her to go around the block again after seeing Canty's Mazda. (The Philadelphia Inquirer, TOM GRALISH)</w:t>
+        <w:t>GRAPHIC, B/W, Robert W. Ahrens, USA TODAY, Source: Prince George's County Fire Department (MAP); PHOTOS, B/W, Tim Dillon, USA TODAY (2); Memorial to victim: Lou Edna Jones, 86, was killed in a suspicious fire June 5 at this house in northeast Washington. &lt;&gt;Lightfoot: Information too late.</w:t>
       </w:r>
     </w:p>
     <w:sectPr>

--- a/example_articles/states/Maryland/6.states_Maryland_Other_publisher.docx
+++ b/example_articles/states/Maryland/6.states_Maryland_Other_publisher.docx
@@ -7,7 +7,7 @@
         <w:pStyle w:val="Heading1"/>
       </w:pPr>
       <w:r>
-        <w:t>Arsonist creates fear in capital</w:t>
+        <w:t>O'Malley may have picked wrong place to announce</w:t>
       </w:r>
     </w:p>
     <w:p>
@@ -17,22 +17,22 @@
     </w:p>
     <w:p>
       <w:r>
-        <w:t>Date: 2003-07-17</w:t>
+        <w:t>Date: 2015-05-30</w:t>
       </w:r>
     </w:p>
     <w:p>
       <w:r>
-        <w:t>Section: NEWS;</w:t>
+        <w:t>Section: NATION_; Pg. 6</w:t>
       </w:r>
     </w:p>
     <w:p>
       <w:r>
-        <w:t>Source file: Other publishers/Files (500) (20).DOCX</w:t>
+        <w:t>Source file: Other publishers/Files (500) (23).DOCX</w:t>
       </w:r>
     </w:p>
     <w:p>
       <w:r>
-        <w:t>Raw locations result, 'locations': ['District of Columbia', 'Maryland']</w:t>
+        <w:t>Raw locations result, 'locations': ['Maryland']</w:t>
       </w:r>
     </w:p>
     <w:p>
@@ -49,39 +49,107 @@
     </w:p>
     <w:p>
       <w:r>
-        <w:t>WASHINGTON -- With every fire siren, people in the eastern neighborhoods of the nation's capital flinch.</w:t>
+        <w:t>When Martin O'Malley announces his bid for the presidency today in Baltimore, he is hoping that backdrop will strengthen his effort to become the leading candidate for progressives.</w:t>
         <w:br/>
-        <w:t>An arsonist is targeting houses in working-class neighborhoods within a few miles of the Capitol. Doors and porches are doused before sunrise with a flammable liquid and set on fire. An 86-year-old woman has been killed and seven people have been injured in 24 suspicious fires in the city and a close-in Maryland suburb. There is no suspect.</w:t>
+        <w:t>But the backdrop also could be his albatross.</w:t>
         <w:br/>
-        <w:t>"We can't say male or female, old or young," Fire Chief Ron Blackwell of Prince George's County, Md., says of the arsonist's profile. Blackwell, who heads a task force investigating the fires, offered a $ 20,000 reward for Tuesday and urged citizens to report anything out of place. And he vowed that the arsonist would be caught.</w:t>
+        <w:t>In preparing to seek the Democratic nomination, he has cast himself as the only candidate with the vision, record and hands-on experience to attack urban problems such as poverty and crime.</w:t>
         <w:br/>
-        <w:t>Arsons, however, are notoriously difficult to solve. Much of the evidence is consumed in the fire. An arsonist can escape before a fire grows large enough to trigger smoke detectors. Nationwide, only 16% of arson cases are solved each year. Washington investigators solved about 17% last year.</w:t>
+        <w:t>But the stubborn urban decay that continues to afflict sizable swaths of Baltimore threatens O'Malley's pitch. The city drew international attention in April when riots erupted in the same troubled neighborhoods where O'Malley had said conditions were "so much better."</w:t>
         <w:br/>
-        <w:t>The arsonist is the latest assault on a region that has been on edge the past two years. In October, two snipers terrorized the area. They killed 10 people and wounded three others in their random attacks. Residents stayed at home for fear of becoming a target at school, the shopping center or gas station. Security remains tight after the Sept. 11 terrorist attack on the Pentagon and anthrax mailings to lawmakers that followed. Every time the U.S. terrorism alert is raised, there is anxiety.</w:t>
+        <w:t>A challenge for O'Malley, analysts say, is that his numerous initiatives for the city — as mayor for seven years and governor for eight — have yielded mixed results.</w:t>
         <w:br/>
-        <w:t>The rash of fires has yet to create the scare that the snipers did. But homeowners have become more vigilant ---- and angry ---- as the arsonist remains at large. To calm fear, police and fire officials have had several neighborhood meetings in the last month. But for some, fear persists.</w:t>
+        <w:t>The gleaming offices, restaurants and new housing in the Inner Harbor area are a stark contrast to the boarded-up businesses and homes the world saw on television when Baltimore exploded. The sharp reduction in violent crime is offset by the tension with police that was exposed by last month's looting.</w:t>
         <w:br/>
-        <w:t>Sharon Lightfoot, whose mother Lou Edna Jones, 86, was killed in one of the suspicious fires June 5, cringed when told that fire destroyed a garage early Tuesday. Investigators later said that fire was not tied to the string of arsons.</w:t>
+        <w:t>Given his desire to run as an urban champion, it's no wonder that O'Malley is quick to object when anyone criticizes Baltimore.</w:t>
         <w:br/>
-        <w:t>"Here we go again, I thought. Every time you hear about a fire now, my first thought is, 'Is it this wacko again?' " Lightfoot said. Lightfoot, 49, who lives in southeast Washington, said she is angry that fire officials didn't alert homeowners as the list of suspicious fires grew. Although investigators now suspect that the arsonist may have struck first in March, they did not link any of the fires until June.</w:t>
+        <w:t>At a public meeting in December, a month before his last day as Maryland's governor, O'Malley interrupted a fellow Democrat who faulted the city for the thousands of vacant, abandoned buildings that fill its poorest neighborhoods.</w:t>
         <w:br/>
-        <w:t>"We didn't hear about it until the fire that killed my mother," she said. "I'm quite sure not only my mother but everyone else maybe would've done something a little different, maybe put an extra light on the porch."</w:t>
+        <w:t>"You drive up the streets of Baltimore City as I do often, and it is just indescribable what we, I guess collectively, have allowed that to become," Comptroller Peter Franchot said at a Board of Public Works session in Annapolis.</w:t>
         <w:br/>
-        <w:t>Norman Evans, 55, who lives a block from Tuesday's garage fire, said he may stay up at night to keep watch out his back window. "That's just too close for comfort," he said. "Makes everyone around here nervous."</w:t>
+        <w:t>Before Franchot could continue, O'Malley jumped in: "And yet so much better than it was 15 years ago ... A lot of people gave their lives [at work] to make it better." He said Franchot was "30 years late" in sounding an alarm over urban blight.</w:t>
         <w:br/>
-        <w:t>Investigators have linked six of the 24 suspicious fires. The 18 others are "similar nature" and are being investigated as the work of the arsonist, they said. They also are now revisiting the scenes of several other fires as far back as March to see if they are linked.</w:t>
+        <w:t>The mixed results of O'Malley's tenure can be seen in the frustration he experienced in trying to reclaim the city's uninhabitable buildings. In an ambitious reform effort, the city drew applause for acquiring thousands of lots in hope of promoting their redevelopment.</w:t>
         <w:br/>
-        <w:t>Investigators are troubled that the targets are homes.</w:t>
+        <w:t>But the number of vacant and abandoned residential properties increased by 2,570, to more than 15,700, between 2002, when O'Malley's program began, and 2007, the year he stepped down as mayor to become governor, according to statistics from the Baltimore Neighborhood Indicators Alliance.</w:t>
         <w:br/>
-        <w:t>"The individual we're looking at is wanting to make a statement," said David Sneed, president of the International Association of Arson Investigators. "When you set fire to a vacant house, that's one thing. When you go set the fire at the front door of an occupied structure, your threat is to the people in the house."</w:t>
+        <w:t>The alliance said the gain was partly attributable to the city's success in identifying vacant buildings that it didn't know about before. But housing specialists said legal complexities and high costs also stymied efforts by O'Malley and his two successors to fix the problem.</w:t>
         <w:br/>
+        <w:t>On the plus side, O'Malley won national plaudits for innovative leadership as both mayor and governor, such as for his early adoption of data-driven management. He points to accomplishments such as slashing violent crime, reducing children's exposure to lead paint, increasing spending on drug treatment and drawing young people back to redeveloped neighborhoods downtown.</w:t>
         <w:br/>
-        <w:t>Graphic</w:t>
+        <w:t>But the renaissance of prosperity in some Baltimore communities, principally around the harbor, has not spread to many of the city's poorer sections. The city's overall poverty and unemployment rates have remained high — not nearly as bad as in Detroit, but worse than in Washington, Pittsburgh, Boston and New York.</w:t>
         <w:br/>
+        <w:t>A survey released this month by two Harvard economists found that among the nation's 100 largest cities and counties, Baltimore ranked at the bottom as the jurisdiction where children face the worst odds of escaping poverty.</w:t>
         <w:br/>
-        <w:t xml:space="preserve"> </w:t>
+        <w:t>"Any city has pockets of poverty; it's really a matter of the depth and scale,"said Jennifer Vey, a fellow at the Brookings Metropolitan Policy Program. "The lows are low in Baltimore ... You have deep distress in certain pockets."</w:t>
         <w:br/>
-        <w:t>GRAPHIC, B/W, Robert W. Ahrens, USA TODAY, Source: Prince George's County Fire Department (MAP); PHOTOS, B/W, Tim Dillon, USA TODAY (2); Memorial to victim: Lou Edna Jones, 86, was killed in a suspicious fire June 5 at this house in northeast Washington. &lt;&gt;Lightfoot: Information too late.</w:t>
+        <w:t>O'Malley contends that Baltimore was making better progress than most comparable cities until the 2008 recession.</w:t>
+        <w:br/>
+        <w:t>But his defense of his urban record also poses some political risks. He says the shortcomings arise not from his programs but from national economic policies that foster inequality and from a lack of support from the federal government.</w:t>
+        <w:br/>
+        <w:t>"We haven't had an agenda for America's cities for at least two decades ... probably since Jimmy Carter," O'Malley said on NBC's "Meet the Press" on May 3.</w:t>
+        <w:br/>
+        <w:t>Taking a robust liberal position, O'Malley has urged increased spending on cities. He wants to raise the minimum wage, as Maryland did with his encouragement as governor.</w:t>
+        <w:br/>
+        <w:t>"We need big investments in affordable housing," O'Malley said at a forum May 5 in Redlands, California. "We need investments in infrastructure, especially mass transit. We also need to target job training."</w:t>
+        <w:br/>
+        <w:t>That approach could help O'Malley in the Democratic primaries, where he has positioned himself to the left of front-runner Hillary Rodham Clinton. O'Malley is competing with Sen. Bernie Sanders, I-Vt., a socialist, for support from liberal activists who see Clinton as too moderate.</w:t>
+        <w:br/>
+        <w:t>But it would face a more skeptical audience in the general election.</w:t>
+        <w:br/>
+        <w:t>"The problem is that it is politically unsalable," said Donald Norris, director of the School of Public Policy at the University of Maryland Baltimore County. "We are a nation of suburbs, and suburban residents and elected officials do not care a whit about declining central cities."</w:t>
+        <w:br/>
+        <w:t>O'Malley hasn't said how much he thinks his proposed investments would cost or where he would find the money. Haley Morris, an O'Malley spokeswoman, said this week that such questions are premature because O'Malley won't unveil a comprehensive agenda for cities until several weeks from now.</w:t>
+        <w:br/>
+        <w:t>Since the riots, O'Malley's record has drawn attention mainly for the aggressive police policies he implemented as mayor. They led to a substantial decline in homicides and other violent crime, but also resulted in a sharp increase in arrests for minor offenses, which alienated poor communities.</w:t>
+        <w:br/>
+        <w:t>O'Malley's successor as mayor, Sheila Dixon, abandoned the "zero tolerance" arrests, and critics noted that homicides continued to decline. Still, O'Malley's defenders credit him with helping to start the trend, especially by shutting down many of the city's open-air drug markets</w:t>
+        <w:br/>
+        <w:t>"On one hand, more people got arrest records; on the other hand, murders went down," said Robert Embry, president of the Abell Foundation, which works to reduce Baltimore poverty.</w:t>
+        <w:br/>
+        <w:t>O'Malley also drew mixed reviews for his economic development strategy. As mayor, he directed money and government support toward middle-tier neighborhoods, which he thought offered the best chance of recovery, or toward ones that had access to job centers.</w:t>
+        <w:br/>
+        <w:t>Many urban experts praised the approach as a smart use of scarce resources. But critics said it diverted aid from communities most in need of help.</w:t>
+        <w:br/>
+        <w:t>O'Malley played a key role in pushing forward the redevelopment of a poor neighborhood near the Johns Hopkins medical complex in East Baltimore. He did so partly to keep Hopkins, the city's largest private employer, from taking its expansion plans outside the city. He also targeted that community because it had a relatively good chance to prosper owing to its proximity to hospital jobs.</w:t>
+        <w:br/>
+        <w:t>O'Malley also supported Healthy Neighborhoods, a community development effort sponsored by financial and philanthropic organizations that has been credited with helping to stabilize middle-and working-class neighborhoods that were at risk of declining.</w:t>
+        <w:br/>
+        <w:t>"O'Malley recognized that improving neighborhoods is about finding their assets," said Mark Sissman, president of Healthy Neighborhoods Inc. "He and others at the same time said, 'Let's figure out what works and build from those strengths.' ... Is there a college that's important? Is there good public transportation? Are there historic buildings?"</w:t>
+        <w:br/>
+        <w:t>But that progress came with a cost, according to some community activists and business people in the city's poorest neighborhoods.</w:t>
+        <w:br/>
+        <w:t>"O'Malley did well by the harbor, but my community didn't benefit," said Doni Glover, a community activist and journalist who lives in Sandtown-Winchester. "My understanding is that for poor, inner-city black neighborhoods in West Baltimore and East Baltimore, his method, his strategy, was just let them rot."</w:t>
+        <w:br/>
+        <w:t>Sandtown-Winchester was the center of the April protests in Baltimore, which were triggered by the death of Sandtown resident Freddie Gray a week after he suffered a severe spinal injury in police custody.</w:t>
+        <w:br/>
+        <w:t>Perhaps the biggest problem for poor neighborhoods in Baltimore and comparable cities is the shortage of jobs for low-skill workers.</w:t>
+        <w:br/>
+        <w:t>Here, O'Malley drew praise for good management of federal job programs and for protecting funding for public schools. But Baltimore schools remain the worst in the state, by most measures, and it's still a challenge for jobseekers without automobiles to get to jobs in upscale parts of the city or the suburbs.</w:t>
+        <w:br/>
+        <w:t>"He did a good job of managing the agencies," said Peter Beilenson, chief executive of Evergreen Health Cooperative, who served as O'Malley's city health commissioner. "I don't think a huge amount was done to make jobs accessible in the neighborhoods, which is truly essential if you're going to deal with the Sandtown-Winchesters of the world."</w:t>
+        <w:br/>
+        <w:t>O'Malley strongly backed building the light-rail Red Line, which would improve transit for residents of poor neighborhoods in West Baltimore. But Gov. Larry Hogan, a republican who succeeded O'Malley in Annapolis, is considering killing the Red Line on grounds that its price tag of at least $2.6 billion is too high.</w:t>
+        <w:br/>
+        <w:t>In his "Project 5000" effort to reduce urban blight as mayor, O'Malley sought for the city to take over 5,000 abandoned properties and prepare to donate or sell them so they could be redeveloped.</w:t>
+        <w:br/>
+        <w:t>The city exceeded the target in gaining control of buildings but then had difficulties disposing of them.</w:t>
+        <w:br/>
+        <w:t>Dixon proposed instead to create a quasi-governmental "land bank" to deal with the issue, but it never got off the ground. The current mayor, Stephanie Rawlings-Blake, a Democrat, has embraced a third approach, called "Vacants to Value." It uses a broad array of methods, including increased demolition funding, infrastructure repairs and housing reinvestment.</w:t>
+        <w:br/>
+        <w:t>None of the efforts have reduced the backlog. The reported total of vacant and abandoned residential properties has continued to creep up and was above 16,100 in 2013.</w:t>
+        <w:br/>
+        <w:t>At the December hearing, Franchot said it was "utterly, totally unacceptable" for Baltimore to have "block after block after block" of homes shuttered with boards or cinder blocks.</w:t>
+        <w:br/>
+        <w:t>O'Malley instead stressed the "great opportunities ... to repopulate the City of Baltimore." He added: "It could happen even more quickly with some more capital dollars."</w:t>
+        <w:br/>
+        <w:t>— — — —</w:t>
+        <w:br/>
+        <w:t>Washington Post staff writer Jennifer Jenkins contributed to this report.</w:t>
+        <w:br/>
+        <w:t>bc-omalley (TPN)</w:t>
+        <w:br/>
+        <w:t>WASHINGTON POST-BLOOMBERG — 05-29-15 1934ET</w:t>
       </w:r>
     </w:p>
     <w:sectPr>
